--- a/TS-Kramam/TS-6.2/TS 6.2 Tamil Krama Paatam Corrections.docx
+++ b/TS-Kramam/TS-6.2/TS 6.2 Tamil Krama Paatam Corrections.docx
@@ -101,9 +101,8 @@
           <w:szCs w:val="32"/>
           <w:u w:val="single"/>
         </w:rPr>
-        <w:t xml:space="preserve">Observed </w:t>
+        <w:t xml:space="preserve">Observed till </w:t>
       </w:r>
-      <w:proofErr w:type="gramStart"/>
       <w:r>
         <w:rPr>
           <w:b/>
@@ -112,20 +111,8 @@
           <w:szCs w:val="32"/>
           <w:u w:val="single"/>
         </w:rPr>
-        <w:t xml:space="preserve">till </w:t>
+        <w:t>31st Oct 2026</w:t>
       </w:r>
-      <w:r>
-        <w:rPr>
-          <w:b/>
-          <w:bCs/>
-          <w:sz w:val="32"/>
-          <w:szCs w:val="32"/>
-          <w:highlight w:val="red"/>
-          <w:u w:val="single"/>
-        </w:rPr>
-        <w:t>????</w:t>
-      </w:r>
-      <w:proofErr w:type="gramEnd"/>
     </w:p>
     <w:p>
       <w:pPr>
@@ -1052,27 +1039,7 @@
                 <w:sz w:val="28"/>
                 <w:szCs w:val="32"/>
               </w:rPr>
-              <w:t>6.2.</w:t>
-            </w:r>
-            <w:r>
-              <w:rPr>
-                <w:rFonts w:cs="Arial"/>
-                <w:b/>
-                <w:color w:val="000000"/>
-                <w:sz w:val="28"/>
-                <w:szCs w:val="32"/>
-              </w:rPr>
-              <w:t>8.</w:t>
-            </w:r>
-            <w:r>
-              <w:rPr>
-                <w:rFonts w:cs="Arial"/>
-                <w:b/>
-                <w:color w:val="000000"/>
-                <w:sz w:val="28"/>
-                <w:szCs w:val="32"/>
-              </w:rPr>
-              <w:t>1</w:t>
+              <w:t>6.2.8.1</w:t>
             </w:r>
             <w:r>
               <w:rPr>
@@ -1853,27 +1820,7 @@
                 <w:sz w:val="28"/>
                 <w:szCs w:val="28"/>
               </w:rPr>
-              <w:t>T.S.6.2.8.</w:t>
-            </w:r>
-            <w:r>
-              <w:rPr>
-                <w:rFonts w:cs="Arial"/>
-                <w:b/>
-                <w:color w:val="000000"/>
-                <w:sz w:val="28"/>
-                <w:szCs w:val="28"/>
-              </w:rPr>
-              <w:t>2</w:t>
-            </w:r>
-            <w:r>
-              <w:rPr>
-                <w:rFonts w:cs="Arial"/>
-                <w:b/>
-                <w:color w:val="000000"/>
-                <w:sz w:val="28"/>
-                <w:szCs w:val="28"/>
-              </w:rPr>
-              <w:t>– Kramam</w:t>
+              <w:t>T.S.6.2.8.2– Kramam</w:t>
             </w:r>
           </w:p>
           <w:p>
@@ -1947,18 +1894,7 @@
                 <w:szCs w:val="28"/>
                 <w:lang w:val="it-IT"/>
               </w:rPr>
-              <w:t xml:space="preserve">Panchaati No. - </w:t>
-            </w:r>
-            <w:r>
-              <w:rPr>
-                <w:rFonts w:cs="Arial"/>
-                <w:b/>
-                <w:color w:val="000000"/>
-                <w:sz w:val="28"/>
-                <w:szCs w:val="28"/>
-                <w:lang w:val="it-IT"/>
-              </w:rPr>
-              <w:t>40</w:t>
+              <w:t>Panchaati No. - 40</w:t>
             </w:r>
           </w:p>
         </w:tc>
@@ -4589,6 +4525,17 @@
           <w:lang w:val="it-IT"/>
         </w:rPr>
       </w:pPr>
+      <w:r>
+        <w:rPr>
+          <w:b/>
+          <w:bCs/>
+          <w:sz w:val="32"/>
+          <w:szCs w:val="32"/>
+          <w:u w:val="single"/>
+          <w:lang w:val="it-IT"/>
+        </w:rPr>
+        <w:t>=======================</w:t>
+      </w:r>
     </w:p>
     <w:p>
       <w:pPr>
@@ -7669,7 +7616,6 @@
               </w:rPr>
               <w:t>“</w:t>
             </w:r>
-            <w:proofErr w:type="spellStart"/>
             <w:r>
               <w:rPr>
                 <w:b/>
@@ -7677,7 +7623,6 @@
               </w:rPr>
               <w:t>dru</w:t>
             </w:r>
-            <w:proofErr w:type="spellEnd"/>
             <w:r>
               <w:rPr>
                 <w:b/>
@@ -17419,16 +17364,7 @@
           <w:bCs/>
           <w:sz w:val="32"/>
         </w:rPr>
-        <w:t xml:space="preserve">replaced </w:t>
-      </w:r>
-      <w:proofErr w:type="gramStart"/>
-      <w:r>
-        <w:rPr>
-          <w:b/>
-          <w:bCs/>
-          <w:sz w:val="32"/>
-        </w:rPr>
-        <w:t>with</w:t>
+        <w:t>replaced with</w:t>
       </w:r>
       <w:r>
         <w:rPr>
@@ -17450,7 +17386,6 @@
         </w:rPr>
         <w:t>"</w:t>
       </w:r>
-      <w:proofErr w:type="gramEnd"/>
       <w:r>
         <w:rPr>
           <w:rFonts w:ascii="Latha" w:hAnsi="Latha" w:cs="Latha"/>
